--- a/door-fantasy/TallowCoast-DoorBook.docx
+++ b/door-fantasy/TallowCoast-DoorBook.docx
@@ -20,7 +20,7 @@
           <w:sz w:val="26"/>
           <w:szCs w:val="26"/>
         </w:rPr>
-        <w:t xml:space="preserve">LUDIFY RPL</w:t>
+        <w:t xml:space="preserve">LUDUS</w:t>
       </w:r>
     </w:p>
     <w:p>
@@ -56,10 +56,23 @@
     </w:p>
     <w:p>
       <w:pPr>
+        <w:spacing w:after="40"/>
+      </w:pPr>
+      <w:r>
+        <w:rPr>
+          <w:color w:val="898781"/>
+          <w:sz w:val="21"/>
+          <w:szCs w:val="21"/>
+        </w:rPr>
+        <w:t xml:space="preserve">v2.0 · September 2026</w:t>
+      </w:r>
+    </w:p>
+    <w:p>
+      <w:pPr>
         <w:pBdr>
           <w:top w:val="single" w:color="2A78D6" w:sz="12" w:space="10"/>
         </w:pBdr>
-        <w:spacing w:after="900"/>
+        <w:spacing w:after="860"/>
       </w:pPr>
       <w:r>
         <w:rPr>
@@ -1220,7 +1233,7 @@
                 <w:sz w:val="19"/>
                 <w:szCs w:val="19"/>
               </w:rPr>
-              <w:t xml:space="preserve">Ludify RPL</w:t>
+              <w:t xml:space="preserve">Ludus</w:t>
             </w:r>
             <w:r>
               <w:rPr>
@@ -1246,7 +1259,25 @@
                 <w:sz w:val="19"/>
                 <w:szCs w:val="19"/>
               </w:rPr>
-              <w:t xml:space="preserve">, the Ludus. Nothing in it is specific to this Door.</w:t>
+              <w:t xml:space="preserve">, the </w:t>
+            </w:r>
+            <w:r>
+              <w:rPr>
+                <w:b/>
+                <w:bCs/>
+                <w:color w:val="D2691E"/>
+                <w:sz w:val="19"/>
+                <w:szCs w:val="19"/>
+              </w:rPr>
+              <w:t xml:space="preserve">Ludus</w:t>
+            </w:r>
+            <w:r>
+              <w:rPr>
+                <w:color w:val="52514E"/>
+                <w:sz w:val="19"/>
+                <w:szCs w:val="19"/>
+              </w:rPr>
+              <w:t xml:space="preserve">. Nothing in it is specific to this Door.</w:t>
             </w:r>
           </w:p>
         </w:tc>
@@ -24015,9 +24046,22 @@
 <w:ftr xmlns:wpc="http://schemas.microsoft.com/office/word/2010/wordprocessingCanvas" xmlns:mc="http://schemas.openxmlformats.org/markup-compatibility/2006" xmlns:o="urn:schemas-microsoft-com:office:office" xmlns:r="http://schemas.openxmlformats.org/officeDocument/2006/relationships" xmlns:m="http://schemas.openxmlformats.org/officeDocument/2006/math" xmlns:v="urn:schemas-microsoft-com:vml" xmlns:wp14="http://schemas.microsoft.com/office/word/2010/wordprocessingDrawing" xmlns:wp="http://schemas.openxmlformats.org/drawingml/2006/wordprocessingDrawing" xmlns:w10="urn:schemas-microsoft-com:office:word" xmlns:w="http://schemas.openxmlformats.org/wordprocessingml/2006/main" xmlns:w14="http://schemas.microsoft.com/office/word/2010/wordml" xmlns:w15="http://schemas.microsoft.com/office/word/2012/wordml" xmlns:wpg="http://schemas.microsoft.com/office/word/2010/wordprocessingGroup" xmlns:wpi="http://schemas.microsoft.com/office/word/2010/wordprocessingInk" xmlns:wne="http://schemas.microsoft.com/office/word/2006/wordml" xmlns:wps="http://schemas.microsoft.com/office/word/2010/wordprocessingShape">
   <w:p>
     <w:pPr>
+      <w:tabs>
+        <w:tab w:val="right" w:pos="10080"/>
+      </w:tabs>
       <w:spacing w:before="120"/>
-      <w:jc w:val="right"/>
     </w:pPr>
+    <w:r>
+      <w:rPr>
+        <w:color w:val="898781"/>
+        <w:sz w:val="15"/>
+        <w:szCs w:val="15"/>
+      </w:rPr>
+      <w:t xml:space="preserve">Ludus · Door Book · The Tallow Coast · v2.0 · September 2026</w:t>
+    </w:r>
+    <w:r>
+      <w:t xml:space="preserve">	</w:t>
+    </w:r>
     <w:r>
       <w:rPr>
         <w:b/>
@@ -24039,9 +24083,22 @@
 <w:ftr xmlns:wpc="http://schemas.microsoft.com/office/word/2010/wordprocessingCanvas" xmlns:mc="http://schemas.openxmlformats.org/markup-compatibility/2006" xmlns:o="urn:schemas-microsoft-com:office:office" xmlns:r="http://schemas.openxmlformats.org/officeDocument/2006/relationships" xmlns:m="http://schemas.openxmlformats.org/officeDocument/2006/math" xmlns:v="urn:schemas-microsoft-com:vml" xmlns:wp14="http://schemas.microsoft.com/office/word/2010/wordprocessingDrawing" xmlns:wp="http://schemas.openxmlformats.org/drawingml/2006/wordprocessingDrawing" xmlns:w10="urn:schemas-microsoft-com:office:word" xmlns:w="http://schemas.openxmlformats.org/wordprocessingml/2006/main" xmlns:w14="http://schemas.microsoft.com/office/word/2010/wordml" xmlns:w15="http://schemas.microsoft.com/office/word/2012/wordml" xmlns:wpg="http://schemas.microsoft.com/office/word/2010/wordprocessingGroup" xmlns:wpi="http://schemas.microsoft.com/office/word/2010/wordprocessingInk" xmlns:wne="http://schemas.microsoft.com/office/word/2006/wordml" xmlns:wps="http://schemas.microsoft.com/office/word/2010/wordprocessingShape">
   <w:p>
     <w:pPr>
+      <w:tabs>
+        <w:tab w:val="right" w:pos="10080"/>
+      </w:tabs>
       <w:spacing w:before="120"/>
-      <w:jc w:val="right"/>
     </w:pPr>
+    <w:r>
+      <w:rPr>
+        <w:color w:val="898781"/>
+        <w:sz w:val="15"/>
+        <w:szCs w:val="15"/>
+      </w:rPr>
+      <w:t xml:space="preserve">Ludus · Door Book · The Tallow Coast · v2.0 · September 2026</w:t>
+    </w:r>
+    <w:r>
+      <w:t xml:space="preserve">	</w:t>
+    </w:r>
     <w:r>
       <w:rPr>
         <w:b/>
@@ -24063,9 +24120,22 @@
 <w:ftr xmlns:wpc="http://schemas.microsoft.com/office/word/2010/wordprocessingCanvas" xmlns:mc="http://schemas.openxmlformats.org/markup-compatibility/2006" xmlns:o="urn:schemas-microsoft-com:office:office" xmlns:r="http://schemas.openxmlformats.org/officeDocument/2006/relationships" xmlns:m="http://schemas.openxmlformats.org/officeDocument/2006/math" xmlns:v="urn:schemas-microsoft-com:vml" xmlns:wp14="http://schemas.microsoft.com/office/word/2010/wordprocessingDrawing" xmlns:wp="http://schemas.openxmlformats.org/drawingml/2006/wordprocessingDrawing" xmlns:w10="urn:schemas-microsoft-com:office:word" xmlns:w="http://schemas.openxmlformats.org/wordprocessingml/2006/main" xmlns:w14="http://schemas.microsoft.com/office/word/2010/wordml" xmlns:w15="http://schemas.microsoft.com/office/word/2012/wordml" xmlns:wpg="http://schemas.microsoft.com/office/word/2010/wordprocessingGroup" xmlns:wpi="http://schemas.microsoft.com/office/word/2010/wordprocessingInk" xmlns:wne="http://schemas.microsoft.com/office/word/2006/wordml" xmlns:wps="http://schemas.microsoft.com/office/word/2010/wordprocessingShape">
   <w:p>
     <w:pPr>
+      <w:tabs>
+        <w:tab w:val="right" w:pos="10080"/>
+      </w:tabs>
       <w:spacing w:before="120"/>
-      <w:jc w:val="right"/>
     </w:pPr>
+    <w:r>
+      <w:rPr>
+        <w:color w:val="898781"/>
+        <w:sz w:val="15"/>
+        <w:szCs w:val="15"/>
+      </w:rPr>
+      <w:t xml:space="preserve">Ludus · Door Book · The Tallow Coast · v2.0 · September 2026</w:t>
+    </w:r>
+    <w:r>
+      <w:t xml:space="preserve">	</w:t>
+    </w:r>
     <w:r>
       <w:rPr>
         <w:b/>
@@ -24087,9 +24157,22 @@
 <w:ftr xmlns:wpc="http://schemas.microsoft.com/office/word/2010/wordprocessingCanvas" xmlns:mc="http://schemas.openxmlformats.org/markup-compatibility/2006" xmlns:o="urn:schemas-microsoft-com:office:office" xmlns:r="http://schemas.openxmlformats.org/officeDocument/2006/relationships" xmlns:m="http://schemas.openxmlformats.org/officeDocument/2006/math" xmlns:v="urn:schemas-microsoft-com:vml" xmlns:wp14="http://schemas.microsoft.com/office/word/2010/wordprocessingDrawing" xmlns:wp="http://schemas.openxmlformats.org/drawingml/2006/wordprocessingDrawing" xmlns:w10="urn:schemas-microsoft-com:office:word" xmlns:w="http://schemas.openxmlformats.org/wordprocessingml/2006/main" xmlns:w14="http://schemas.microsoft.com/office/word/2010/wordml" xmlns:w15="http://schemas.microsoft.com/office/word/2012/wordml" xmlns:wpg="http://schemas.microsoft.com/office/word/2010/wordprocessingGroup" xmlns:wpi="http://schemas.microsoft.com/office/word/2010/wordprocessingInk" xmlns:wne="http://schemas.microsoft.com/office/word/2006/wordml" xmlns:wps="http://schemas.microsoft.com/office/word/2010/wordprocessingShape">
   <w:p>
     <w:pPr>
+      <w:tabs>
+        <w:tab w:val="right" w:pos="10080"/>
+      </w:tabs>
       <w:spacing w:before="120"/>
-      <w:jc w:val="right"/>
     </w:pPr>
+    <w:r>
+      <w:rPr>
+        <w:color w:val="898781"/>
+        <w:sz w:val="15"/>
+        <w:szCs w:val="15"/>
+      </w:rPr>
+      <w:t xml:space="preserve">Ludus · Door Book · The Tallow Coast · v2.0 · September 2026</w:t>
+    </w:r>
+    <w:r>
+      <w:t xml:space="preserve">	</w:t>
+    </w:r>
     <w:r>
       <w:rPr>
         <w:b/>
@@ -24111,9 +24194,22 @@
 <w:ftr xmlns:wpc="http://schemas.microsoft.com/office/word/2010/wordprocessingCanvas" xmlns:mc="http://schemas.openxmlformats.org/markup-compatibility/2006" xmlns:o="urn:schemas-microsoft-com:office:office" xmlns:r="http://schemas.openxmlformats.org/officeDocument/2006/relationships" xmlns:m="http://schemas.openxmlformats.org/officeDocument/2006/math" xmlns:v="urn:schemas-microsoft-com:vml" xmlns:wp14="http://schemas.microsoft.com/office/word/2010/wordprocessingDrawing" xmlns:wp="http://schemas.openxmlformats.org/drawingml/2006/wordprocessingDrawing" xmlns:w10="urn:schemas-microsoft-com:office:word" xmlns:w="http://schemas.openxmlformats.org/wordprocessingml/2006/main" xmlns:w14="http://schemas.microsoft.com/office/word/2010/wordml" xmlns:w15="http://schemas.microsoft.com/office/word/2012/wordml" xmlns:wpg="http://schemas.microsoft.com/office/word/2010/wordprocessingGroup" xmlns:wpi="http://schemas.microsoft.com/office/word/2010/wordprocessingInk" xmlns:wne="http://schemas.microsoft.com/office/word/2006/wordml" xmlns:wps="http://schemas.microsoft.com/office/word/2010/wordprocessingShape">
   <w:p>
     <w:pPr>
+      <w:tabs>
+        <w:tab w:val="right" w:pos="10080"/>
+      </w:tabs>
       <w:spacing w:before="120"/>
-      <w:jc w:val="right"/>
     </w:pPr>
+    <w:r>
+      <w:rPr>
+        <w:color w:val="898781"/>
+        <w:sz w:val="15"/>
+        <w:szCs w:val="15"/>
+      </w:rPr>
+      <w:t xml:space="preserve">Ludus · Door Book · The Tallow Coast · v2.0 · September 2026</w:t>
+    </w:r>
+    <w:r>
+      <w:t xml:space="preserve">	</w:t>
+    </w:r>
     <w:r>
       <w:rPr>
         <w:b/>
@@ -24135,9 +24231,22 @@
 <w:ftr xmlns:wpc="http://schemas.microsoft.com/office/word/2010/wordprocessingCanvas" xmlns:mc="http://schemas.openxmlformats.org/markup-compatibility/2006" xmlns:o="urn:schemas-microsoft-com:office:office" xmlns:r="http://schemas.openxmlformats.org/officeDocument/2006/relationships" xmlns:m="http://schemas.openxmlformats.org/officeDocument/2006/math" xmlns:v="urn:schemas-microsoft-com:vml" xmlns:wp14="http://schemas.microsoft.com/office/word/2010/wordprocessingDrawing" xmlns:wp="http://schemas.openxmlformats.org/drawingml/2006/wordprocessingDrawing" xmlns:w10="urn:schemas-microsoft-com:office:word" xmlns:w="http://schemas.openxmlformats.org/wordprocessingml/2006/main" xmlns:w14="http://schemas.microsoft.com/office/word/2010/wordml" xmlns:w15="http://schemas.microsoft.com/office/word/2012/wordml" xmlns:wpg="http://schemas.microsoft.com/office/word/2010/wordprocessingGroup" xmlns:wpi="http://schemas.microsoft.com/office/word/2010/wordprocessingInk" xmlns:wne="http://schemas.microsoft.com/office/word/2006/wordml" xmlns:wps="http://schemas.microsoft.com/office/word/2010/wordprocessingShape">
   <w:p>
     <w:pPr>
+      <w:tabs>
+        <w:tab w:val="right" w:pos="10080"/>
+      </w:tabs>
       <w:spacing w:before="120"/>
-      <w:jc w:val="right"/>
     </w:pPr>
+    <w:r>
+      <w:rPr>
+        <w:color w:val="898781"/>
+        <w:sz w:val="15"/>
+        <w:szCs w:val="15"/>
+      </w:rPr>
+      <w:t xml:space="preserve">Ludus · Door Book · The Tallow Coast · v2.0 · September 2026</w:t>
+    </w:r>
+    <w:r>
+      <w:t xml:space="preserve">	</w:t>
+    </w:r>
     <w:r>
       <w:rPr>
         <w:b/>
@@ -24159,9 +24268,22 @@
 <w:ftr xmlns:wpc="http://schemas.microsoft.com/office/word/2010/wordprocessingCanvas" xmlns:mc="http://schemas.openxmlformats.org/markup-compatibility/2006" xmlns:o="urn:schemas-microsoft-com:office:office" xmlns:r="http://schemas.openxmlformats.org/officeDocument/2006/relationships" xmlns:m="http://schemas.openxmlformats.org/officeDocument/2006/math" xmlns:v="urn:schemas-microsoft-com:vml" xmlns:wp14="http://schemas.microsoft.com/office/word/2010/wordprocessingDrawing" xmlns:wp="http://schemas.openxmlformats.org/drawingml/2006/wordprocessingDrawing" xmlns:w10="urn:schemas-microsoft-com:office:word" xmlns:w="http://schemas.openxmlformats.org/wordprocessingml/2006/main" xmlns:w14="http://schemas.microsoft.com/office/word/2010/wordml" xmlns:w15="http://schemas.microsoft.com/office/word/2012/wordml" xmlns:wpg="http://schemas.microsoft.com/office/word/2010/wordprocessingGroup" xmlns:wpi="http://schemas.microsoft.com/office/word/2010/wordprocessingInk" xmlns:wne="http://schemas.microsoft.com/office/word/2006/wordml" xmlns:wps="http://schemas.microsoft.com/office/word/2010/wordprocessingShape">
   <w:p>
     <w:pPr>
+      <w:tabs>
+        <w:tab w:val="right" w:pos="10080"/>
+      </w:tabs>
       <w:spacing w:before="120"/>
-      <w:jc w:val="right"/>
     </w:pPr>
+    <w:r>
+      <w:rPr>
+        <w:color w:val="898781"/>
+        <w:sz w:val="15"/>
+        <w:szCs w:val="15"/>
+      </w:rPr>
+      <w:t xml:space="preserve">Ludus · Door Book · The Tallow Coast · v2.0 · September 2026</w:t>
+    </w:r>
+    <w:r>
+      <w:t xml:space="preserve">	</w:t>
+    </w:r>
     <w:r>
       <w:rPr>
         <w:b/>
@@ -24183,9 +24305,22 @@
 <w:ftr xmlns:wpc="http://schemas.microsoft.com/office/word/2010/wordprocessingCanvas" xmlns:mc="http://schemas.openxmlformats.org/markup-compatibility/2006" xmlns:o="urn:schemas-microsoft-com:office:office" xmlns:r="http://schemas.openxmlformats.org/officeDocument/2006/relationships" xmlns:m="http://schemas.openxmlformats.org/officeDocument/2006/math" xmlns:v="urn:schemas-microsoft-com:vml" xmlns:wp14="http://schemas.microsoft.com/office/word/2010/wordprocessingDrawing" xmlns:wp="http://schemas.openxmlformats.org/drawingml/2006/wordprocessingDrawing" xmlns:w10="urn:schemas-microsoft-com:office:word" xmlns:w="http://schemas.openxmlformats.org/wordprocessingml/2006/main" xmlns:w14="http://schemas.microsoft.com/office/word/2010/wordml" xmlns:w15="http://schemas.microsoft.com/office/word/2012/wordml" xmlns:wpg="http://schemas.microsoft.com/office/word/2010/wordprocessingGroup" xmlns:wpi="http://schemas.microsoft.com/office/word/2010/wordprocessingInk" xmlns:wne="http://schemas.microsoft.com/office/word/2006/wordml" xmlns:wps="http://schemas.microsoft.com/office/word/2010/wordprocessingShape">
   <w:p>
     <w:pPr>
+      <w:tabs>
+        <w:tab w:val="right" w:pos="10080"/>
+      </w:tabs>
       <w:spacing w:before="120"/>
-      <w:jc w:val="right"/>
     </w:pPr>
+    <w:r>
+      <w:rPr>
+        <w:color w:val="898781"/>
+        <w:sz w:val="15"/>
+        <w:szCs w:val="15"/>
+      </w:rPr>
+      <w:t xml:space="preserve">Ludus · Door Book · The Tallow Coast · v2.0 · September 2026</w:t>
+    </w:r>
+    <w:r>
+      <w:t xml:space="preserve">	</w:t>
+    </w:r>
     <w:r>
       <w:rPr>
         <w:b/>
@@ -24207,9 +24342,22 @@
 <w:ftr xmlns:wpc="http://schemas.microsoft.com/office/word/2010/wordprocessingCanvas" xmlns:mc="http://schemas.openxmlformats.org/markup-compatibility/2006" xmlns:o="urn:schemas-microsoft-com:office:office" xmlns:r="http://schemas.openxmlformats.org/officeDocument/2006/relationships" xmlns:m="http://schemas.openxmlformats.org/officeDocument/2006/math" xmlns:v="urn:schemas-microsoft-com:vml" xmlns:wp14="http://schemas.microsoft.com/office/word/2010/wordprocessingDrawing" xmlns:wp="http://schemas.openxmlformats.org/drawingml/2006/wordprocessingDrawing" xmlns:w10="urn:schemas-microsoft-com:office:word" xmlns:w="http://schemas.openxmlformats.org/wordprocessingml/2006/main" xmlns:w14="http://schemas.microsoft.com/office/word/2010/wordml" xmlns:w15="http://schemas.microsoft.com/office/word/2012/wordml" xmlns:wpg="http://schemas.microsoft.com/office/word/2010/wordprocessingGroup" xmlns:wpi="http://schemas.microsoft.com/office/word/2010/wordprocessingInk" xmlns:wne="http://schemas.microsoft.com/office/word/2006/wordml" xmlns:wps="http://schemas.microsoft.com/office/word/2010/wordprocessingShape">
   <w:p>
     <w:pPr>
+      <w:tabs>
+        <w:tab w:val="right" w:pos="10080"/>
+      </w:tabs>
       <w:spacing w:before="120"/>
-      <w:jc w:val="right"/>
     </w:pPr>
+    <w:r>
+      <w:rPr>
+        <w:color w:val="898781"/>
+        <w:sz w:val="15"/>
+        <w:szCs w:val="15"/>
+      </w:rPr>
+      <w:t xml:space="preserve">Ludus · Door Book · The Tallow Coast · v2.0 · September 2026</w:t>
+    </w:r>
+    <w:r>
+      <w:t xml:space="preserve">	</w:t>
+    </w:r>
     <w:r>
       <w:rPr>
         <w:b/>
@@ -24231,9 +24379,22 @@
 <w:ftr xmlns:wpc="http://schemas.microsoft.com/office/word/2010/wordprocessingCanvas" xmlns:mc="http://schemas.openxmlformats.org/markup-compatibility/2006" xmlns:o="urn:schemas-microsoft-com:office:office" xmlns:r="http://schemas.openxmlformats.org/officeDocument/2006/relationships" xmlns:m="http://schemas.openxmlformats.org/officeDocument/2006/math" xmlns:v="urn:schemas-microsoft-com:vml" xmlns:wp14="http://schemas.microsoft.com/office/word/2010/wordprocessingDrawing" xmlns:wp="http://schemas.openxmlformats.org/drawingml/2006/wordprocessingDrawing" xmlns:w10="urn:schemas-microsoft-com:office:word" xmlns:w="http://schemas.openxmlformats.org/wordprocessingml/2006/main" xmlns:w14="http://schemas.microsoft.com/office/word/2010/wordml" xmlns:w15="http://schemas.microsoft.com/office/word/2012/wordml" xmlns:wpg="http://schemas.microsoft.com/office/word/2010/wordprocessingGroup" xmlns:wpi="http://schemas.microsoft.com/office/word/2010/wordprocessingInk" xmlns:wne="http://schemas.microsoft.com/office/word/2006/wordml" xmlns:wps="http://schemas.microsoft.com/office/word/2010/wordprocessingShape">
   <w:p>
     <w:pPr>
+      <w:tabs>
+        <w:tab w:val="right" w:pos="10080"/>
+      </w:tabs>
       <w:spacing w:before="120"/>
-      <w:jc w:val="right"/>
     </w:pPr>
+    <w:r>
+      <w:rPr>
+        <w:color w:val="898781"/>
+        <w:sz w:val="15"/>
+        <w:szCs w:val="15"/>
+      </w:rPr>
+      <w:t xml:space="preserve">Ludus · Door Book · The Tallow Coast · v2.0 · September 2026</w:t>
+    </w:r>
+    <w:r>
+      <w:t xml:space="preserve">	</w:t>
+    </w:r>
     <w:r>
       <w:rPr>
         <w:b/>
@@ -24255,9 +24416,22 @@
 <w:ftr xmlns:wpc="http://schemas.microsoft.com/office/word/2010/wordprocessingCanvas" xmlns:mc="http://schemas.openxmlformats.org/markup-compatibility/2006" xmlns:o="urn:schemas-microsoft-com:office:office" xmlns:r="http://schemas.openxmlformats.org/officeDocument/2006/relationships" xmlns:m="http://schemas.openxmlformats.org/officeDocument/2006/math" xmlns:v="urn:schemas-microsoft-com:vml" xmlns:wp14="http://schemas.microsoft.com/office/word/2010/wordprocessingDrawing" xmlns:wp="http://schemas.openxmlformats.org/drawingml/2006/wordprocessingDrawing" xmlns:w10="urn:schemas-microsoft-com:office:word" xmlns:w="http://schemas.openxmlformats.org/wordprocessingml/2006/main" xmlns:w14="http://schemas.microsoft.com/office/word/2010/wordml" xmlns:w15="http://schemas.microsoft.com/office/word/2012/wordml" xmlns:wpg="http://schemas.microsoft.com/office/word/2010/wordprocessingGroup" xmlns:wpi="http://schemas.microsoft.com/office/word/2010/wordprocessingInk" xmlns:wne="http://schemas.microsoft.com/office/word/2006/wordml" xmlns:wps="http://schemas.microsoft.com/office/word/2010/wordprocessingShape">
   <w:p>
     <w:pPr>
+      <w:tabs>
+        <w:tab w:val="right" w:pos="10080"/>
+      </w:tabs>
       <w:spacing w:before="120"/>
-      <w:jc w:val="right"/>
     </w:pPr>
+    <w:r>
+      <w:rPr>
+        <w:color w:val="898781"/>
+        <w:sz w:val="15"/>
+        <w:szCs w:val="15"/>
+      </w:rPr>
+      <w:t xml:space="preserve">Ludus · Door Book · The Tallow Coast · v2.0 · September 2026</w:t>
+    </w:r>
+    <w:r>
+      <w:t xml:space="preserve">	</w:t>
+    </w:r>
     <w:r>
       <w:rPr>
         <w:b/>
@@ -24279,9 +24453,22 @@
 <w:ftr xmlns:wpc="http://schemas.microsoft.com/office/word/2010/wordprocessingCanvas" xmlns:mc="http://schemas.openxmlformats.org/markup-compatibility/2006" xmlns:o="urn:schemas-microsoft-com:office:office" xmlns:r="http://schemas.openxmlformats.org/officeDocument/2006/relationships" xmlns:m="http://schemas.openxmlformats.org/officeDocument/2006/math" xmlns:v="urn:schemas-microsoft-com:vml" xmlns:wp14="http://schemas.microsoft.com/office/word/2010/wordprocessingDrawing" xmlns:wp="http://schemas.openxmlformats.org/drawingml/2006/wordprocessingDrawing" xmlns:w10="urn:schemas-microsoft-com:office:word" xmlns:w="http://schemas.openxmlformats.org/wordprocessingml/2006/main" xmlns:w14="http://schemas.microsoft.com/office/word/2010/wordml" xmlns:w15="http://schemas.microsoft.com/office/word/2012/wordml" xmlns:wpg="http://schemas.microsoft.com/office/word/2010/wordprocessingGroup" xmlns:wpi="http://schemas.microsoft.com/office/word/2010/wordprocessingInk" xmlns:wne="http://schemas.microsoft.com/office/word/2006/wordml" xmlns:wps="http://schemas.microsoft.com/office/word/2010/wordprocessingShape">
   <w:p>
     <w:pPr>
+      <w:tabs>
+        <w:tab w:val="right" w:pos="10080"/>
+      </w:tabs>
       <w:spacing w:before="120"/>
-      <w:jc w:val="right"/>
     </w:pPr>
+    <w:r>
+      <w:rPr>
+        <w:color w:val="898781"/>
+        <w:sz w:val="15"/>
+        <w:szCs w:val="15"/>
+      </w:rPr>
+      <w:t xml:space="preserve">Ludus · Door Book · The Tallow Coast · v2.0 · September 2026</w:t>
+    </w:r>
+    <w:r>
+      <w:t xml:space="preserve">	</w:t>
+    </w:r>
     <w:r>
       <w:rPr>
         <w:b/>
@@ -24303,9 +24490,22 @@
 <w:ftr xmlns:wpc="http://schemas.microsoft.com/office/word/2010/wordprocessingCanvas" xmlns:mc="http://schemas.openxmlformats.org/markup-compatibility/2006" xmlns:o="urn:schemas-microsoft-com:office:office" xmlns:r="http://schemas.openxmlformats.org/officeDocument/2006/relationships" xmlns:m="http://schemas.openxmlformats.org/officeDocument/2006/math" xmlns:v="urn:schemas-microsoft-com:vml" xmlns:wp14="http://schemas.microsoft.com/office/word/2010/wordprocessingDrawing" xmlns:wp="http://schemas.openxmlformats.org/drawingml/2006/wordprocessingDrawing" xmlns:w10="urn:schemas-microsoft-com:office:word" xmlns:w="http://schemas.openxmlformats.org/wordprocessingml/2006/main" xmlns:w14="http://schemas.microsoft.com/office/word/2010/wordml" xmlns:w15="http://schemas.microsoft.com/office/word/2012/wordml" xmlns:wpg="http://schemas.microsoft.com/office/word/2010/wordprocessingGroup" xmlns:wpi="http://schemas.microsoft.com/office/word/2010/wordprocessingInk" xmlns:wne="http://schemas.microsoft.com/office/word/2006/wordml" xmlns:wps="http://schemas.microsoft.com/office/word/2010/wordprocessingShape">
   <w:p>
     <w:pPr>
+      <w:tabs>
+        <w:tab w:val="right" w:pos="10080"/>
+      </w:tabs>
       <w:spacing w:before="120"/>
-      <w:jc w:val="right"/>
     </w:pPr>
+    <w:r>
+      <w:rPr>
+        <w:color w:val="898781"/>
+        <w:sz w:val="15"/>
+        <w:szCs w:val="15"/>
+      </w:rPr>
+      <w:t xml:space="preserve">Ludus · Door Book · The Tallow Coast · v2.0 · September 2026</w:t>
+    </w:r>
+    <w:r>
+      <w:t xml:space="preserve">	</w:t>
+    </w:r>
     <w:r>
       <w:rPr>
         <w:b/>
